--- a/src/4. Функциональные требования.docx
+++ b/src/4. Функциональные требования.docx
@@ -221,8 +221,9 @@
           <w:bCs w:val="false"/>
           <w:sz w:val="28"/>
           <w:szCs w:val="28"/>
-        </w:rPr>
-        <w:t>6. Кандидат должен иметь возможность заполнить анкету и прикрепить резюме к профилю.</w:t>
+          <w:highlight w:val="yellow"/>
+        </w:rPr>
+        <w:t>6. Кандидат должен иметь возможность заполнить анкету и прикрепить к профилю файл резюме в формате PDF или DOCX размером не более 10 МБ.</w:t>
       </w:r>
     </w:p>
     <w:p>
@@ -716,41 +717,89 @@
           <w:bCs w:val="false"/>
           <w:sz w:val="28"/>
           <w:szCs w:val="28"/>
-        </w:rPr>
-        <w:t>21. Система должна позволять экспортировать отчет по подбору в файл для руководства.</w:t>
-      </w:r>
-    </w:p>
-    <w:p>
-      <w:pPr>
-        <w:pStyle w:val="Normal"/>
-        <w:bidi w:val="0"/>
-        <w:spacing w:lineRule="auto" w:line="360"/>
-        <w:jc w:val="left"/>
-        <w:rPr>
-          <w:b w:val="false"/>
-          <w:b w:val="false"/>
-          <w:bCs w:val="false"/>
-        </w:rPr>
-      </w:pPr>
-      <w:r>
-        <w:rPr>
-          <w:rFonts w:ascii="Times New Roman" w:hAnsi="Times New Roman"/>
-          <w:b w:val="false"/>
-          <w:bCs w:val="false"/>
-          <w:sz w:val="28"/>
-          <w:szCs w:val="28"/>
-        </w:rPr>
-        <w:t xml:space="preserve">    </w:t>
-      </w:r>
-      <w:r>
-        <w:rPr>
-          <w:rFonts w:ascii="Times New Roman" w:hAnsi="Times New Roman"/>
-          <w:b w:val="false"/>
-          <w:bCs w:val="false"/>
-          <w:sz w:val="28"/>
-          <w:szCs w:val="28"/>
-        </w:rPr>
-        <w:t>22. Администратор должен иметь возможность настраивать шаблоны уведомлений для кандидатов и сотрудников.</w:t>
+          <w:highlight w:val="yellow"/>
+        </w:rPr>
+        <w:t>21. Система должна позволять HR-менеджеру экспортировать отчет по подбору в форматах XLSX и PDF.</w:t>
+      </w:r>
+    </w:p>
+    <w:p>
+      <w:pPr>
+        <w:pStyle w:val="Normal"/>
+        <w:bidi w:val="0"/>
+        <w:spacing w:lineRule="auto" w:line="360"/>
+        <w:jc w:val="left"/>
+        <w:rPr>
+          <w:b w:val="false"/>
+          <w:b w:val="false"/>
+          <w:bCs w:val="false"/>
+        </w:rPr>
+      </w:pPr>
+      <w:r>
+        <w:rPr>
+          <w:rFonts w:ascii="Times New Roman" w:hAnsi="Times New Roman"/>
+          <w:b w:val="false"/>
+          <w:bCs w:val="false"/>
+          <w:sz w:val="28"/>
+          <w:szCs w:val="28"/>
+        </w:rPr>
+        <w:t xml:space="preserve">    </w:t>
+      </w:r>
+      <w:r>
+        <w:rPr>
+          <w:rFonts w:ascii="Times New Roman" w:hAnsi="Times New Roman"/>
+          <w:b w:val="false"/>
+          <w:bCs w:val="false"/>
+          <w:sz w:val="28"/>
+          <w:szCs w:val="28"/>
+          <w:highlight w:val="yellow"/>
+        </w:rPr>
+        <w:t>22. HR-менеджер (администратор) должен иметь возможность настраивать шаблоны уведомлений для кандидатов и сотрудников.</w:t>
+      </w:r>
+    </w:p>
+    <w:p>
+      <w:pPr>
+        <w:spacing w:line="360" w:lineRule="auto"/>
+        <w:jc w:val="left"/>
+      </w:pPr>
+      <w:r>
+        <w:rPr>
+          <w:rFonts w:ascii="Times New Roman" w:hAnsi="Times New Roman"/>
+          <w:b w:val="0"/>
+          <w:sz w:val="28"/>
+        </w:rPr>
+        <w:t xml:space="preserve">    </w:t>
+      </w:r>
+      <w:r>
+        <w:rPr>
+          <w:rFonts w:ascii="Times New Roman" w:hAnsi="Times New Roman"/>
+          <w:b w:val="0"/>
+          <w:sz w:val="28"/>
+          <w:highlight w:val="yellow"/>
+        </w:rPr>
+        <w:t>23. Клиент кадрового агентства должен иметь возможность просматривать список и карточки кандидатов, подобранных по его вакансиям.</w:t>
+      </w:r>
+    </w:p>
+    <w:p>
+      <w:pPr>
+        <w:spacing w:line="360" w:lineRule="auto"/>
+        <w:jc w:val="left"/>
+      </w:pPr>
+      <w:r>
+        <w:rPr>
+          <w:rFonts w:ascii="Times New Roman" w:hAnsi="Times New Roman"/>
+          <w:b w:val="0"/>
+          <w:sz w:val="28"/>
+        </w:rPr>
+        <w:t xml:space="preserve">    </w:t>
+      </w:r>
+      <w:r>
+        <w:rPr>
+          <w:rFonts w:ascii="Times New Roman" w:hAnsi="Times New Roman"/>
+          <w:b w:val="0"/>
+          <w:sz w:val="28"/>
+          <w:highlight w:val="yellow"/>
+        </w:rPr>
+        <w:t>24. Клиент кадрового агентства должен иметь возможность оставлять комментарий и решение (согласовать или отклонить) по кандидату.</w:t>
       </w:r>
     </w:p>
     <w:sectPr>
